--- a/TPI_OE_Chatbot_Vacaciones.docx
+++ b/TPI_OE_Chatbot_Vacaciones.docx
@@ -420,7 +420,23 @@
         <w:spacing w:after="60"/>
       </w:pPr>
       <w:r>
-        <w:t xml:space="preserve">Dificultad para seguir el </w:t>
+        <w:t xml:space="preserve">Dificultad para </w:t>
+      </w:r>
+      <w:proofErr w:type="spellStart"/>
+      <w:r>
+        <w:t>seguir</w:t>
+      </w:r>
+      <w:proofErr w:type="spellEnd"/>
+      <w:r>
+        <w:t xml:space="preserve"> </w:t>
+      </w:r>
+      <w:proofErr w:type="spellStart"/>
+      <w:r>
+        <w:t>el</w:t>
+      </w:r>
+      <w:proofErr w:type="spellEnd"/>
+      <w:r>
+        <w:t xml:space="preserve"> </w:t>
       </w:r>
       <w:proofErr w:type="spellStart"/>
       <w:r>
@@ -677,9 +693,9 @@
           <w:noProof/>
         </w:rPr>
         <w:drawing>
-          <wp:inline distT="0" distB="0" distL="0" distR="0" wp14:anchorId="3832A954" wp14:editId="39860C6D">
-            <wp:extent cx="5748655" cy="742950"/>
-            <wp:effectExtent l="0" t="0" r="4445" b="0"/>
+          <wp:inline distT="0" distB="0" distL="0" distR="0" wp14:anchorId="3832A954" wp14:editId="18419D60">
+            <wp:extent cx="6338261" cy="819150"/>
+            <wp:effectExtent l="0" t="0" r="5715" b="0"/>
             <wp:docPr id="1216434874" name="Imagen 2"/>
             <wp:cNvGraphicFramePr>
               <a:graphicFrameLocks xmlns:a="http://schemas.openxmlformats.org/drawingml/2006/main" noChangeAspect="1"/>
@@ -709,7 +725,7 @@
                   <pic:spPr bwMode="auto">
                     <a:xfrm>
                       <a:off x="0" y="0"/>
-                      <a:ext cx="5748655" cy="742950"/>
+                      <a:ext cx="6346844" cy="820259"/>
                     </a:xfrm>
                     <a:prstGeom prst="rect">
                       <a:avLst/>
@@ -1383,10 +1399,13 @@
         <w:spacing w:after="160"/>
       </w:pPr>
       <w:r>
+        <w:rPr>
+          <w:noProof/>
+        </w:rPr>
         <w:lastRenderedPageBreak/>
         <w:drawing>
-          <wp:inline distT="0" distB="0" distL="0" distR="0" wp14:anchorId="2E24066F" wp14:editId="60A07BAD">
-            <wp:extent cx="2429050" cy="2234182"/>
+          <wp:inline distT="0" distB="0" distL="0" distR="0" wp14:anchorId="2E24066F" wp14:editId="6AA5F48B">
+            <wp:extent cx="2844800" cy="2748280"/>
             <wp:effectExtent l="0" t="0" r="0" b="0"/>
             <wp:docPr id="1728401651" name="Imagen 1"/>
             <wp:cNvGraphicFramePr>
@@ -1408,7 +1427,7 @@
                   <pic:spPr>
                     <a:xfrm>
                       <a:off x="0" y="0"/>
-                      <a:ext cx="2448318" cy="2251904"/>
+                      <a:ext cx="2867691" cy="2770394"/>
                     </a:xfrm>
                     <a:prstGeom prst="rect">
                       <a:avLst/>
@@ -1508,7 +1527,15 @@
         <w:spacing w:after="120" w:line="259" w:lineRule="auto"/>
       </w:pPr>
       <w:r>
-        <w:t xml:space="preserve">El chatbot no se limita a respuestas estáticas: consulta una base de datos simulada mediante archivos CSV. El archivo empleados.csv contiene los datos necesarios para validar al usuario y consultar su saldo; el archivo solicitudes.csv registra las solicitudes </w:t>
+        <w:t xml:space="preserve">El chatbot no se limita a respuestas estáticas: consulta una base de datos simulada mediante archivos CSV. El archivo empleados.csv contiene los datos necesarios para validar al usuario y consultar su saldo; el archivo solicitudes.csv </w:t>
+      </w:r>
+      <w:proofErr w:type="spellStart"/>
+      <w:r>
+        <w:t>registra</w:t>
+      </w:r>
+      <w:proofErr w:type="spellEnd"/>
+      <w:r>
+        <w:t xml:space="preserve"> las solicitudes </w:t>
       </w:r>
       <w:proofErr w:type="spellStart"/>
       <w:r>
@@ -2748,6 +2775,7 @@
         <w:spacing w:after="120" w:line="259" w:lineRule="auto"/>
       </w:pPr>
       <w:r>
+        <w:lastRenderedPageBreak/>
         <w:t>Para solicitar vacaciones, el usuario debe completar los siguientes pasos:</w:t>
       </w:r>
     </w:p>
@@ -2766,7 +2794,6 @@
         <w:spacing w:after="60"/>
       </w:pPr>
       <w:r>
-        <w:lastRenderedPageBreak/>
         <w:t>Ingresar la fecha de inicio con formato AAAA-MM-DD.</w:t>
       </w:r>
     </w:p>
@@ -2805,7 +2832,15 @@
         <w:spacing w:after="120" w:line="259" w:lineRule="auto"/>
       </w:pPr>
       <w:r>
-        <w:t xml:space="preserve">El bot utiliza una máquina de estados simple: primero muestra el menú, luego identifica al usuario, después solicita fecha y cantidad de días, valida el saldo y finalmente registra una decisión. Cada estado espera una entrada concreta; si la entrada no cumple la regla esperada, el bot informa el error y evita </w:t>
+        <w:t xml:space="preserve">El bot utiliza una máquina de estados simple: primero muestra el menú, luego identifica al usuario, después solicita fecha y cantidad de días, valida el saldo y finalmente registra una decisión. Cada estado espera una entrada concreta; si la entrada no cumple la regla esperada, el bot informa el error y </w:t>
+      </w:r>
+      <w:proofErr w:type="spellStart"/>
+      <w:r>
+        <w:t>evita</w:t>
+      </w:r>
+      <w:proofErr w:type="spellEnd"/>
+      <w:r>
+        <w:t xml:space="preserve"> </w:t>
       </w:r>
       <w:proofErr w:type="spellStart"/>
       <w:r>
@@ -3482,7 +3517,23 @@
           <w:i/>
           <w:sz w:val="18"/>
         </w:rPr>
-        <w:t xml:space="preserve"> del camino feliz e infeliz.</w:t>
+        <w:t xml:space="preserve"> del camino </w:t>
+      </w:r>
+      <w:proofErr w:type="spellStart"/>
+      <w:r>
+        <w:rPr>
+          <w:i/>
+          <w:sz w:val="18"/>
+        </w:rPr>
+        <w:t>feliz</w:t>
+      </w:r>
+      <w:proofErr w:type="spellEnd"/>
+      <w:r>
+        <w:rPr>
+          <w:i/>
+          <w:sz w:val="18"/>
+        </w:rPr>
+        <w:t xml:space="preserve"> e infeliz.</w:t>
       </w:r>
     </w:p>
     <w:p>
@@ -3502,15 +3553,63 @@
         <w:spacing w:after="120" w:line="259" w:lineRule="auto"/>
       </w:pPr>
       <w:r>
-        <w:t xml:space="preserve">Se utilizaron herramientas de IA como apoyo para estructurar el </w:t>
+        <w:t xml:space="preserve">Se utilizaron herramientas de IA como apoyo para </w:t>
       </w:r>
       <w:proofErr w:type="spellStart"/>
       <w:r>
+        <w:t>estructurar</w:t>
+      </w:r>
+      <w:proofErr w:type="spellEnd"/>
+      <w:r>
+        <w:t xml:space="preserve"> </w:t>
+      </w:r>
+      <w:proofErr w:type="spellStart"/>
+      <w:r>
+        <w:t>el</w:t>
+      </w:r>
+      <w:proofErr w:type="spellEnd"/>
+      <w:r>
+        <w:t xml:space="preserve"> </w:t>
+      </w:r>
+      <w:proofErr w:type="spellStart"/>
+      <w:r>
         <w:t>proceso</w:t>
       </w:r>
       <w:proofErr w:type="spellEnd"/>
       <w:r>
-        <w:t xml:space="preserve">, definir datos de prueba y redactar casos de </w:t>
+        <w:t xml:space="preserve">, </w:t>
+      </w:r>
+      <w:proofErr w:type="spellStart"/>
+      <w:r>
+        <w:t>definir</w:t>
+      </w:r>
+      <w:proofErr w:type="spellEnd"/>
+      <w:r>
+        <w:t xml:space="preserve"> </w:t>
+      </w:r>
+      <w:proofErr w:type="spellStart"/>
+      <w:r>
+        <w:t>datos</w:t>
+      </w:r>
+      <w:proofErr w:type="spellEnd"/>
+      <w:r>
+        <w:t xml:space="preserve"> de prueba y </w:t>
+      </w:r>
+      <w:proofErr w:type="spellStart"/>
+      <w:r>
+        <w:t>redactar</w:t>
+      </w:r>
+      <w:proofErr w:type="spellEnd"/>
+      <w:r>
+        <w:t xml:space="preserve"> </w:t>
+      </w:r>
+      <w:proofErr w:type="spellStart"/>
+      <w:r>
+        <w:t>casos</w:t>
+      </w:r>
+      <w:proofErr w:type="spellEnd"/>
+      <w:r>
+        <w:t xml:space="preserve"> de </w:t>
       </w:r>
       <w:proofErr w:type="spellStart"/>
       <w:r>
@@ -3526,7 +3625,31 @@
         <w:spacing w:after="120" w:line="259" w:lineRule="auto"/>
       </w:pPr>
       <w:r>
-        <w:t xml:space="preserve">El uso de IA fue auxiliar y crítico: las respuestas fueron revisadas, </w:t>
+        <w:t xml:space="preserve">El uso de IA fue auxiliar y crítico: las </w:t>
+      </w:r>
+      <w:proofErr w:type="spellStart"/>
+      <w:r>
+        <w:t>respuestas</w:t>
+      </w:r>
+      <w:proofErr w:type="spellEnd"/>
+      <w:r>
+        <w:t xml:space="preserve"> </w:t>
+      </w:r>
+      <w:proofErr w:type="spellStart"/>
+      <w:r>
+        <w:t>fueron</w:t>
+      </w:r>
+      <w:proofErr w:type="spellEnd"/>
+      <w:r>
+        <w:t xml:space="preserve"> </w:t>
+      </w:r>
+      <w:proofErr w:type="spellStart"/>
+      <w:r>
+        <w:t>revisadas</w:t>
+      </w:r>
+      <w:proofErr w:type="spellEnd"/>
+      <w:r>
+        <w:t xml:space="preserve">, </w:t>
       </w:r>
       <w:proofErr w:type="spellStart"/>
       <w:r>
@@ -3633,6 +3756,10 @@
               <w:br/>
             </w:r>
             <w:r>
+              <w:rPr>
+                <w:noProof/>
+              </w:rPr>
+              <w:lastRenderedPageBreak/>
               <w:drawing>
                 <wp:inline distT="0" distB="0" distL="0" distR="0" wp14:anchorId="7AE86171" wp14:editId="64487E5E">
                   <wp:extent cx="2571598" cy="2607264"/>
@@ -3672,6 +3799,7 @@
             <w:r>
               <w:rPr>
                 <w:b/>
+                <w:noProof/>
                 <w:sz w:val="20"/>
               </w:rPr>
               <w:drawing>
@@ -3725,7 +3853,6 @@
                 <w:b/>
                 <w:sz w:val="20"/>
               </w:rPr>
-              <w:lastRenderedPageBreak/>
               <w:t>Prompt 2:</w:t>
             </w:r>
           </w:p>
@@ -3734,10 +3861,13 @@
               <w:spacing w:after="40"/>
             </w:pPr>
             <w:r>
+              <w:rPr>
+                <w:noProof/>
+              </w:rPr>
               <w:drawing>
-                <wp:inline distT="0" distB="0" distL="0" distR="0" wp14:anchorId="376E5E7A" wp14:editId="1C9BA820">
-                  <wp:extent cx="2317732" cy="1785793"/>
-                  <wp:effectExtent l="0" t="0" r="6985" b="5080"/>
+                <wp:inline distT="0" distB="0" distL="0" distR="0" wp14:anchorId="376E5E7A" wp14:editId="66B67A3C">
+                  <wp:extent cx="2800350" cy="2157647"/>
+                  <wp:effectExtent l="0" t="0" r="0" b="0"/>
                   <wp:docPr id="1355675911" name="Imagen 1"/>
                   <wp:cNvGraphicFramePr>
                     <a:graphicFrameLocks xmlns:a="http://schemas.openxmlformats.org/drawingml/2006/main" noChangeAspect="1"/>
@@ -3758,7 +3888,7 @@
                         <pic:spPr>
                           <a:xfrm>
                             <a:off x="0" y="0"/>
-                            <a:ext cx="2326586" cy="1792615"/>
+                            <a:ext cx="2815770" cy="2169528"/>
                           </a:xfrm>
                           <a:prstGeom prst="rect">
                             <a:avLst/>
@@ -3771,10 +3901,13 @@
               </w:drawing>
             </w:r>
             <w:r>
+              <w:rPr>
+                <w:noProof/>
+              </w:rPr>
               <w:drawing>
-                <wp:inline distT="0" distB="0" distL="0" distR="0" wp14:anchorId="288F9479" wp14:editId="3D7F895D">
-                  <wp:extent cx="3006861" cy="1773555"/>
-                  <wp:effectExtent l="0" t="0" r="3175" b="0"/>
+                <wp:inline distT="0" distB="0" distL="0" distR="0" wp14:anchorId="288F9479" wp14:editId="5872AD46">
+                  <wp:extent cx="2729646" cy="2052320"/>
+                  <wp:effectExtent l="0" t="0" r="0" b="5080"/>
                   <wp:docPr id="1969350763" name="Imagen 1"/>
                   <wp:cNvGraphicFramePr>
                     <a:graphicFrameLocks xmlns:a="http://schemas.openxmlformats.org/drawingml/2006/main" noChangeAspect="1"/>
@@ -3795,7 +3928,7 @@
                         <pic:spPr>
                           <a:xfrm>
                             <a:off x="0" y="0"/>
-                            <a:ext cx="3028865" cy="1786534"/>
+                            <a:ext cx="2759182" cy="2074527"/>
                           </a:xfrm>
                           <a:prstGeom prst="rect">
                             <a:avLst/>
@@ -3813,10 +3946,13 @@
               <w:spacing w:after="40"/>
             </w:pPr>
             <w:r>
+              <w:rPr>
+                <w:noProof/>
+              </w:rPr>
               <w:drawing>
-                <wp:inline distT="0" distB="0" distL="0" distR="0" wp14:anchorId="54F9FFFB" wp14:editId="3753D073">
-                  <wp:extent cx="2490759" cy="3651899"/>
-                  <wp:effectExtent l="0" t="0" r="5080" b="5715"/>
+                <wp:inline distT="0" distB="0" distL="0" distR="0" wp14:anchorId="54F9FFFB" wp14:editId="5053FE99">
+                  <wp:extent cx="2736850" cy="3651475"/>
+                  <wp:effectExtent l="0" t="0" r="6350" b="6350"/>
                   <wp:docPr id="378720820" name="Imagen 1"/>
                   <wp:cNvGraphicFramePr>
                     <a:graphicFrameLocks xmlns:a="http://schemas.openxmlformats.org/drawingml/2006/main" noChangeAspect="1"/>
@@ -3837,7 +3973,7 @@
                         <pic:spPr>
                           <a:xfrm>
                             <a:off x="0" y="0"/>
-                            <a:ext cx="2505106" cy="3672934"/>
+                            <a:ext cx="2755307" cy="3676100"/>
                           </a:xfrm>
                           <a:prstGeom prst="rect">
                             <a:avLst/>
@@ -3850,10 +3986,13 @@
               </w:drawing>
             </w:r>
             <w:r>
+              <w:rPr>
+                <w:noProof/>
+              </w:rPr>
               <w:drawing>
-                <wp:inline distT="0" distB="0" distL="0" distR="0" wp14:anchorId="45D7D4DA" wp14:editId="0381F0D4">
-                  <wp:extent cx="2534920" cy="1822876"/>
-                  <wp:effectExtent l="0" t="0" r="0" b="6350"/>
+                <wp:inline distT="0" distB="0" distL="0" distR="0" wp14:anchorId="45D7D4DA" wp14:editId="3E60381C">
+                  <wp:extent cx="2657475" cy="2501555"/>
+                  <wp:effectExtent l="0" t="0" r="0" b="0"/>
                   <wp:docPr id="1431547378" name="Imagen 1"/>
                   <wp:cNvGraphicFramePr>
                     <a:graphicFrameLocks xmlns:a="http://schemas.openxmlformats.org/drawingml/2006/main" noChangeAspect="1"/>
@@ -3874,7 +4013,7 @@
                         <pic:spPr>
                           <a:xfrm>
                             <a:off x="0" y="0"/>
-                            <a:ext cx="2555256" cy="1837499"/>
+                            <a:ext cx="2690206" cy="2532366"/>
                           </a:xfrm>
                           <a:prstGeom prst="rect">
                             <a:avLst/>
@@ -3939,13 +4078,13 @@
             <w:r>
               <w:rPr>
                 <w:b/>
+                <w:noProof/>
                 <w:sz w:val="20"/>
               </w:rPr>
-              <w:lastRenderedPageBreak/>
               <w:drawing>
-                <wp:inline distT="0" distB="0" distL="0" distR="0" wp14:anchorId="316EA86A" wp14:editId="5AE2CC14">
-                  <wp:extent cx="1970097" cy="2303498"/>
-                  <wp:effectExtent l="0" t="0" r="0" b="1905"/>
+                <wp:inline distT="0" distB="0" distL="0" distR="0" wp14:anchorId="316EA86A" wp14:editId="4ADB91D4">
+                  <wp:extent cx="2787650" cy="4271010"/>
+                  <wp:effectExtent l="0" t="0" r="0" b="0"/>
                   <wp:docPr id="1471120975" name="Imagen 1"/>
                   <wp:cNvGraphicFramePr>
                     <a:graphicFrameLocks xmlns:a="http://schemas.openxmlformats.org/drawingml/2006/main" noChangeAspect="1"/>
@@ -3966,7 +4105,7 @@
                         <pic:spPr>
                           <a:xfrm>
                             <a:off x="0" y="0"/>
-                            <a:ext cx="1983159" cy="2318771"/>
+                            <a:ext cx="2819399" cy="4319653"/>
                           </a:xfrm>
                           <a:prstGeom prst="rect">
                             <a:avLst/>
@@ -3981,12 +4120,13 @@
             <w:r>
               <w:rPr>
                 <w:b/>
+                <w:noProof/>
                 <w:sz w:val="20"/>
               </w:rPr>
               <w:drawing>
-                <wp:inline distT="0" distB="0" distL="0" distR="0" wp14:anchorId="01F6E6DE" wp14:editId="5450082A">
-                  <wp:extent cx="2424925" cy="3317873"/>
-                  <wp:effectExtent l="0" t="0" r="0" b="0"/>
+                <wp:inline distT="0" distB="0" distL="0" distR="0" wp14:anchorId="01F6E6DE" wp14:editId="6F1ED2FC">
+                  <wp:extent cx="2730500" cy="4300220"/>
+                  <wp:effectExtent l="0" t="0" r="0" b="5080"/>
                   <wp:docPr id="1840937014" name="Imagen 1"/>
                   <wp:cNvGraphicFramePr>
                     <a:graphicFrameLocks xmlns:a="http://schemas.openxmlformats.org/drawingml/2006/main" noChangeAspect="1"/>
@@ -4007,7 +4147,7 @@
                         <pic:spPr>
                           <a:xfrm>
                             <a:off x="0" y="0"/>
-                            <a:ext cx="2441025" cy="3339902"/>
+                            <a:ext cx="2752355" cy="4334639"/>
                           </a:xfrm>
                           <a:prstGeom prst="rect">
                             <a:avLst/>
@@ -4022,12 +4162,13 @@
             <w:r>
               <w:rPr>
                 <w:b/>
+                <w:noProof/>
                 <w:sz w:val="20"/>
               </w:rPr>
               <w:drawing>
-                <wp:inline distT="0" distB="0" distL="0" distR="0" wp14:anchorId="661647E5" wp14:editId="6B64E73A">
-                  <wp:extent cx="2149567" cy="3034910"/>
-                  <wp:effectExtent l="0" t="0" r="3175" b="0"/>
+                <wp:inline distT="0" distB="0" distL="0" distR="0" wp14:anchorId="661647E5" wp14:editId="1E83C3EA">
+                  <wp:extent cx="2844800" cy="3034665"/>
+                  <wp:effectExtent l="0" t="0" r="0" b="0"/>
                   <wp:docPr id="1266995750" name="Imagen 1"/>
                   <wp:cNvGraphicFramePr>
                     <a:graphicFrameLocks xmlns:a="http://schemas.openxmlformats.org/drawingml/2006/main" noChangeAspect="1"/>
@@ -4048,7 +4189,7 @@
                         <pic:spPr>
                           <a:xfrm>
                             <a:off x="0" y="0"/>
-                            <a:ext cx="2160310" cy="3050078"/>
+                            <a:ext cx="2859253" cy="3050083"/>
                           </a:xfrm>
                           <a:prstGeom prst="rect">
                             <a:avLst/>
@@ -4063,12 +4204,13 @@
             <w:r>
               <w:rPr>
                 <w:b/>
+                <w:noProof/>
                 <w:sz w:val="20"/>
               </w:rPr>
               <w:drawing>
-                <wp:inline distT="0" distB="0" distL="0" distR="0" wp14:anchorId="36DF032C" wp14:editId="46B81EBE">
-                  <wp:extent cx="3057993" cy="806149"/>
-                  <wp:effectExtent l="0" t="0" r="0" b="0"/>
+                <wp:inline distT="0" distB="0" distL="0" distR="0" wp14:anchorId="36DF032C" wp14:editId="64101648">
+                  <wp:extent cx="2608936" cy="1229737"/>
+                  <wp:effectExtent l="0" t="0" r="1270" b="8890"/>
                   <wp:docPr id="171570997" name="Imagen 1"/>
                   <wp:cNvGraphicFramePr>
                     <a:graphicFrameLocks xmlns:a="http://schemas.openxmlformats.org/drawingml/2006/main" noChangeAspect="1"/>
@@ -4089,7 +4231,7 @@
                         <pic:spPr>
                           <a:xfrm>
                             <a:off x="0" y="0"/>
-                            <a:ext cx="3088868" cy="814288"/>
+                            <a:ext cx="2656889" cy="1252340"/>
                           </a:xfrm>
                           <a:prstGeom prst="rect">
                             <a:avLst/>
@@ -4116,7 +4258,6 @@
           <w:i/>
           <w:sz w:val="18"/>
         </w:rPr>
-        <w:lastRenderedPageBreak/>
         <w:t>Evidencia</w:t>
       </w:r>
       <w:proofErr w:type="spellEnd"/>
@@ -4157,7 +4298,53 @@
           <w:i/>
           <w:sz w:val="18"/>
         </w:rPr>
-        <w:t xml:space="preserve"> en herramientas de IA.</w:t>
+        <w:t xml:space="preserve"> </w:t>
+      </w:r>
+      <w:proofErr w:type="spellStart"/>
+      <w:r>
+        <w:rPr>
+          <w:i/>
+          <w:sz w:val="18"/>
+        </w:rPr>
+        <w:t>en</w:t>
+      </w:r>
+      <w:proofErr w:type="spellEnd"/>
+      <w:r>
+        <w:rPr>
+          <w:i/>
+          <w:sz w:val="18"/>
+        </w:rPr>
+        <w:t xml:space="preserve"> </w:t>
+      </w:r>
+      <w:proofErr w:type="spellStart"/>
+      <w:r>
+        <w:rPr>
+          <w:i/>
+          <w:sz w:val="18"/>
+        </w:rPr>
+        <w:t>herramientas</w:t>
+      </w:r>
+      <w:proofErr w:type="spellEnd"/>
+      <w:r>
+        <w:rPr>
+          <w:i/>
+          <w:sz w:val="18"/>
+        </w:rPr>
+        <w:t xml:space="preserve"> de IA</w:t>
+      </w:r>
+      <w:r>
+        <w:rPr>
+          <w:i/>
+          <w:sz w:val="18"/>
+        </w:rPr>
+        <w:t xml:space="preserve"> Chat-GPT</w:t>
+      </w:r>
+      <w:r>
+        <w:rPr>
+          <w:i/>
+          <w:sz w:val="18"/>
+        </w:rPr>
+        <w:t>.</w:t>
       </w:r>
     </w:p>
     <w:p>
@@ -4182,6 +4369,11 @@
     </w:p>
     <w:p>
       <w:pPr>
+        <w:spacing w:after="120" w:line="259" w:lineRule="auto"/>
+      </w:pPr>
+    </w:p>
+    <w:p>
+      <w:pPr>
         <w:spacing w:before="200" w:after="120"/>
       </w:pPr>
       <w:r>
@@ -4205,16 +4397,16 @@
       </w:r>
       <w:proofErr w:type="spellEnd"/>
       <w:r>
-        <w:t>: [</w:t>
-      </w:r>
-      <w:proofErr w:type="spellStart"/>
-      <w:r>
-        <w:t>Completar</w:t>
-      </w:r>
-      <w:proofErr w:type="spellEnd"/>
-      <w:r>
-        <w:t xml:space="preserve"> URL de GitHub/GitLab]</w:t>
-      </w:r>
+        <w:t xml:space="preserve">: </w:t>
+      </w:r>
+      <w:hyperlink r:id="rId18" w:history="1">
+        <w:r>
+          <w:rPr>
+            <w:rStyle w:val="Hipervnculo"/>
+          </w:rPr>
+          <w:t>https://github.com/Abalito04/TPI-Chatbot-Vacaciones---OE-/</w:t>
+        </w:r>
+      </w:hyperlink>
     </w:p>
     <w:sectPr>
       <w:pgSz w:w="11906" w:h="16838"/>
@@ -15812,6 +16004,29 @@
       </w:tcPr>
     </w:tblStylePr>
   </w:style>
+  <w:style w:type="character" w:styleId="Hipervnculo">
+    <w:name w:val="Hyperlink"/>
+    <w:basedOn w:val="Fuentedeprrafopredeter"/>
+    <w:uiPriority w:val="99"/>
+    <w:unhideWhenUsed/>
+    <w:rsid w:val="00D721AC"/>
+    <w:rPr>
+      <w:color w:val="0000FF" w:themeColor="hyperlink"/>
+      <w:u w:val="single"/>
+    </w:rPr>
+  </w:style>
+  <w:style w:type="character" w:styleId="Mencinsinresolver">
+    <w:name w:val="Unresolved Mention"/>
+    <w:basedOn w:val="Fuentedeprrafopredeter"/>
+    <w:uiPriority w:val="99"/>
+    <w:semiHidden/>
+    <w:unhideWhenUsed/>
+    <w:rsid w:val="00D721AC"/>
+    <w:rPr>
+      <w:color w:val="605E5C"/>
+      <w:shd w:val="clear" w:color="auto" w:fill="E1DFDD"/>
+    </w:rPr>
+  </w:style>
 </w:styles>
 </file>
 
